--- a/doc/specs/docx/QNSC_UART_MAS.docx
+++ b/doc/specs/docx/QNSC_UART_MAS.docx
@@ -2100,8 +2100,192 @@
               <w:rPr>
                 <w:rStyle w:val="VerbatimChar"/>
               </w:rPr>
+              <w:t xml:space="preserve">pulp-platform/obi</w:t>
+            </w:r>
+          </w:p>
+        </w:tc>
+        <w:tc>
+          <w:tcPr/>
+          <w:p>
+            <w:pPr>
+              <w:pStyle w:val="Compact"/>
+              <w:jc w:val="left"/>
+            </w:pPr>
+            <w:r>
+              <w:rPr>
+                <w:rStyle w:val="VerbatimChar"/>
+              </w:rPr>
+              <w:t xml:space="preserve">apb_to_obi</w:t>
+            </w:r>
+            <w:r>
+              <w:t xml:space="preserve">,</w:t>
+            </w:r>
+            <w:r>
+              <w:t xml:space="preserve"> </w:t>
+            </w:r>
+            <w:r>
+              <w:rPr>
+                <w:rStyle w:val="VerbatimChar"/>
+              </w:rPr>
+              <w:t xml:space="preserve">obi_pkg</w:t>
+            </w:r>
+          </w:p>
+        </w:tc>
+        <w:tc>
+          <w:tcPr/>
+          <w:p>
+            <w:pPr>
+              <w:pStyle w:val="Compact"/>
+              <w:jc w:val="left"/>
+            </w:pPr>
+            <w:r>
+              <w:rPr>
+                <w:rStyle w:val="VerbatimChar"/>
+              </w:rPr>
+              <w:t xml:space="preserve">v0.1.7</w:t>
+            </w:r>
+            <w:r>
+              <w:t xml:space="preserve">, as</w:t>
+            </w:r>
+            <w:r>
+              <w:t xml:space="preserve"> </w:t>
+            </w:r>
+            <w:r>
+              <w:rPr>
+                <w:rStyle w:val="VerbatimChar"/>
+              </w:rPr>
+              <w:t xml:space="preserve">apb_uart</w:t>
+            </w:r>
+            <w:r>
+              <w:t xml:space="preserve"> </w:t>
+            </w:r>
+            <w:r>
+              <w:t xml:space="preserve">pins</w:t>
+            </w:r>
+          </w:p>
+        </w:tc>
+        <w:tc>
+          <w:tcPr/>
+          <w:p>
+            <w:pPr>
+              <w:pStyle w:val="Compact"/>
+              <w:jc w:val="left"/>
+            </w:pPr>
+            <w:r>
+              <w:t xml:space="preserve">SHL-0.51</w:t>
+            </w:r>
+          </w:p>
+        </w:tc>
+      </w:tr>
+      <w:tr>
+        <w:tc>
+          <w:tcPr/>
+          <w:p>
+            <w:pPr>
+              <w:pStyle w:val="Compact"/>
+              <w:jc w:val="left"/>
+            </w:pPr>
+            <w:r>
+              <w:rPr>
+                <w:rStyle w:val="VerbatimChar"/>
+              </w:rPr>
               <w:t xml:space="preserve">pulp-platform/apb</w:t>
             </w:r>
+          </w:p>
+        </w:tc>
+        <w:tc>
+          <w:tcPr/>
+          <w:p>
+            <w:pPr>
+              <w:pStyle w:val="Compact"/>
+              <w:jc w:val="left"/>
+            </w:pPr>
+            <w:r>
+              <w:rPr>
+                <w:rStyle w:val="VerbatimChar"/>
+              </w:rPr>
+              <w:t xml:space="preserve">apb/typedef.svh</w:t>
+            </w:r>
+          </w:p>
+        </w:tc>
+        <w:tc>
+          <w:tcPr/>
+          <w:p>
+            <w:pPr>
+              <w:pStyle w:val="Compact"/>
+              <w:jc w:val="left"/>
+            </w:pPr>
+            <w:r>
+              <w:rPr>
+                <w:rStyle w:val="VerbatimChar"/>
+              </w:rPr>
+              <w:t xml:space="preserve">6ae8bf8d</w:t>
+            </w:r>
+            <w:r>
+              <w:t xml:space="preserve"> </w:t>
+            </w:r>
+            <w:r>
+              <w:t xml:space="preserve">(v0.2.4+6), as iDMA pins;</w:t>
+            </w:r>
+            <w:r>
+              <w:t xml:space="preserve"> </w:t>
+            </w:r>
+            <w:r>
+              <w:rPr>
+                <w:rStyle w:val="VerbatimChar"/>
+              </w:rPr>
+              <w:t xml:space="preserve">apb_uart</w:t>
+            </w:r>
+            <w:r>
+              <w:t xml:space="preserve"> </w:t>
+            </w:r>
+            <w:r>
+              <w:t xml:space="preserve">asks for 0.2.4</w:t>
+            </w:r>
+          </w:p>
+        </w:tc>
+        <w:tc>
+          <w:tcPr/>
+          <w:p>
+            <w:pPr>
+              <w:pStyle w:val="Compact"/>
+              <w:jc w:val="left"/>
+            </w:pPr>
+            <w:r>
+              <w:t xml:space="preserve">SHL-0.51</w:t>
+            </w:r>
+          </w:p>
+        </w:tc>
+      </w:tr>
+      <w:tr>
+        <w:tc>
+          <w:tcPr/>
+          <w:p>
+            <w:pPr>
+              <w:pStyle w:val="Compact"/>
+              <w:jc w:val="left"/>
+            </w:pPr>
+            <w:r>
+              <w:rPr>
+                <w:rStyle w:val="VerbatimChar"/>
+              </w:rPr>
+              <w:t xml:space="preserve">pulp-platform/common_cells</w:t>
+            </w:r>
+          </w:p>
+        </w:tc>
+        <w:tc>
+          <w:tcPr/>
+          <w:p>
+            <w:pPr>
+              <w:pStyle w:val="Compact"/>
+              <w:jc w:val="left"/>
+            </w:pPr>
+            <w:r>
+              <w:rPr>
+                <w:rStyle w:val="VerbatimChar"/>
+              </w:rPr>
+              <w:t xml:space="preserve">fifo_v3</w:t>
+            </w:r>
             <w:r>
               <w:t xml:space="preserve">,</w:t>
             </w:r>
@@ -2112,7 +2296,7 @@
               <w:rPr>
                 <w:rStyle w:val="VerbatimChar"/>
               </w:rPr>
-              <w:t xml:space="preserve">obi</w:t>
+              <w:t xml:space="preserve">counter</w:t>
             </w:r>
             <w:r>
               <w:t xml:space="preserve">,</w:t>
@@ -2124,79 +2308,195 @@
               <w:rPr>
                 <w:rStyle w:val="VerbatimChar"/>
               </w:rPr>
+              <w:t xml:space="preserve">delta_counter</w:t>
+            </w:r>
+            <w:r>
+              <w:t xml:space="preserve">,</w:t>
+            </w:r>
+            <w:r>
+              <w:t xml:space="preserve"> </w:t>
+            </w:r>
+            <w:r>
+              <w:rPr>
+                <w:rStyle w:val="VerbatimChar"/>
+              </w:rPr>
+              <w:t xml:space="preserve">sync</w:t>
+            </w:r>
+            <w:r>
+              <w:t xml:space="preserve">,</w:t>
+            </w:r>
+            <w:r>
+              <w:t xml:space="preserve"> </w:t>
+            </w:r>
+            <w:r>
+              <w:rPr>
+                <w:rStyle w:val="VerbatimChar"/>
+              </w:rPr>
+              <w:t xml:space="preserve">cf_math_pkg</w:t>
+            </w:r>
+            <w:r>
+              <w:t xml:space="preserve"> </w:t>
+            </w:r>
+            <w:r>
+              <w:t xml:space="preserve">(the</w:t>
+            </w:r>
+            <w:r>
+              <w:t xml:space="preserve"> </w:t>
+            </w:r>
+            <w:r>
+              <w:rPr>
+                <w:rStyle w:val="VerbatimChar"/>
+              </w:rPr>
+              <w:t xml:space="preserve">src/deprecated</w:t>
+            </w:r>
+            <w:r>
+              <w:t xml:space="preserve"> </w:t>
+            </w:r>
+            <w:r>
+              <w:t xml:space="preserve">shims onto</w:t>
+            </w:r>
+            <w:r>
+              <w:t xml:space="preserve"> </w:t>
+            </w:r>
+            <w:r>
+              <w:rPr>
+                <w:rStyle w:val="VerbatimChar"/>
+              </w:rPr>
+              <w:t xml:space="preserve">cc_*</w:t>
+            </w:r>
+            <w:r>
+              <w:t xml:space="preserve">)</w:t>
+            </w:r>
+          </w:p>
+        </w:tc>
+        <w:tc>
+          <w:tcPr/>
+          <w:p>
+            <w:pPr>
+              <w:pStyle w:val="Compact"/>
+              <w:jc w:val="left"/>
+            </w:pPr>
+            <w:r>
+              <w:rPr>
+                <w:rStyle w:val="VerbatimChar"/>
+              </w:rPr>
+              <w:t xml:space="preserve">db427693</w:t>
+            </w:r>
+            <w:r>
+              <w:t xml:space="preserve"> </w:t>
+            </w:r>
+            <w:r>
+              <w:t xml:space="preserve">(v2.0.0-beta.3+3), the copy</w:t>
+            </w:r>
+            <w:r>
+              <w:t xml:space="preserve"> </w:t>
+            </w:r>
+            <w:r>
+              <w:rPr>
+                <w:rStyle w:val="VerbatimChar"/>
+              </w:rPr>
+              <w:t xml:space="preserve">design/bus</w:t>
+            </w:r>
+            <w:r>
+              <w:t xml:space="preserve"> </w:t>
+            </w:r>
+            <w:r>
+              <w:t xml:space="preserve">uses</w:t>
+            </w:r>
+          </w:p>
+        </w:tc>
+        <w:tc>
+          <w:tcPr/>
+          <w:p>
+            <w:pPr>
+              <w:pStyle w:val="Compact"/>
+              <w:jc w:val="left"/>
+            </w:pPr>
+            <w:r>
+              <w:t xml:space="preserve">SHL-0.51</w:t>
+            </w:r>
+          </w:p>
+        </w:tc>
+      </w:tr>
+      <w:tr>
+        <w:tc>
+          <w:tcPr/>
+          <w:p>
+            <w:pPr>
+              <w:pStyle w:val="Compact"/>
+              <w:jc w:val="left"/>
+            </w:pPr>
+            <w:r>
+              <w:rPr>
+                <w:rStyle w:val="VerbatimChar"/>
+              </w:rPr>
+              <w:t xml:space="preserve">pulp-platform/tech_cells_generic</w:t>
+            </w:r>
+          </w:p>
+        </w:tc>
+        <w:tc>
+          <w:tcPr/>
+          <w:p>
+            <w:pPr>
+              <w:pStyle w:val="Compact"/>
+              <w:jc w:val="left"/>
+            </w:pPr>
+            <w:r>
+              <w:rPr>
+                <w:rStyle w:val="VerbatimChar"/>
+              </w:rPr>
+              <w:t xml:space="preserve">tc_sync</w:t>
+            </w:r>
+            <w:r>
+              <w:t xml:space="preserve">, called by the</w:t>
+            </w:r>
+            <w:r>
+              <w:t xml:space="preserve"> </w:t>
+            </w:r>
+            <w:r>
+              <w:rPr>
+                <w:rStyle w:val="VerbatimChar"/>
+              </w:rPr>
+              <w:t xml:space="preserve">sync</w:t>
+            </w:r>
+            <w:r>
+              <w:t xml:space="preserve"> </w:t>
+            </w:r>
+            <w:r>
+              <w:t xml:space="preserve">shim</w:t>
+            </w:r>
+          </w:p>
+        </w:tc>
+        <w:tc>
+          <w:tcPr/>
+          <w:p>
+            <w:pPr>
+              <w:pStyle w:val="Compact"/>
+              <w:jc w:val="left"/>
+            </w:pPr>
+            <w:r>
+              <w:rPr>
+                <w:rStyle w:val="VerbatimChar"/>
+              </w:rPr>
+              <w:t xml:space="preserve">v0.2.14</w:t>
+            </w:r>
+            <w:r>
+              <w:t xml:space="preserve">, as</w:t>
+            </w:r>
+            <w:r>
+              <w:t xml:space="preserve"> </w:t>
+            </w:r>
+            <w:r>
+              <w:rPr>
+                <w:rStyle w:val="VerbatimChar"/>
+              </w:rPr>
               <w:t xml:space="preserve">common_cells</w:t>
             </w:r>
-          </w:p>
-        </w:tc>
-        <w:tc>
-          <w:tcPr/>
-          <w:p>
-            <w:pPr>
-              <w:pStyle w:val="Compact"/>
-              <w:jc w:val="left"/>
-            </w:pPr>
-            <w:r>
-              <w:rPr>
-                <w:rStyle w:val="VerbatimChar"/>
-              </w:rPr>
-              <w:t xml:space="preserve">apb_to_obi</w:t>
-            </w:r>
-            <w:r>
-              <w:t xml:space="preserve">,</w:t>
-            </w:r>
             <w:r>
               <w:t xml:space="preserve"> </w:t>
             </w:r>
             <w:r>
-              <w:rPr>
-                <w:rStyle w:val="VerbatimChar"/>
-              </w:rPr>
-              <w:t xml:space="preserve">fifo_v3</w:t>
-            </w:r>
-            <w:r>
-              <w:t xml:space="preserve">,</w:t>
-            </w:r>
-            <w:r>
-              <w:t xml:space="preserve"> </w:t>
-            </w:r>
-            <w:r>
-              <w:rPr>
-                <w:rStyle w:val="VerbatimChar"/>
-              </w:rPr>
-              <w:t xml:space="preserve">sync</w:t>
-            </w:r>
-            <w:r>
-              <w:t xml:space="preserve">,</w:t>
-            </w:r>
-            <w:r>
-              <w:t xml:space="preserve"> </w:t>
-            </w:r>
-            <w:r>
-              <w:rPr>
-                <w:rStyle w:val="VerbatimChar"/>
-              </w:rPr>
-              <w:t xml:space="preserve">counter</w:t>
-            </w:r>
-          </w:p>
-        </w:tc>
-        <w:tc>
-          <w:tcPr/>
-          <w:p>
-            <w:pPr>
-              <w:pStyle w:val="Compact"/>
-              <w:jc w:val="left"/>
-            </w:pPr>
-            <w:r>
-              <w:t xml:space="preserve">as pinned by</w:t>
-            </w:r>
-            <w:r>
-              <w:t xml:space="preserve"> </w:t>
-            </w:r>
-            <w:r>
-              <w:rPr>
-                <w:rStyle w:val="VerbatimChar"/>
-              </w:rPr>
-              <w:t xml:space="preserve">apb_uart</w:t>
+              <w:t xml:space="preserve">pins</w:t>
             </w:r>
           </w:p>
         </w:tc>
@@ -7078,10 +7378,7 @@
         <w:t xml:space="preserve">obi_peripherals</w:t>
       </w:r>
       <w:r>
-        <w:t xml:space="preserve"> </w:t>
-      </w:r>
-      <w:r>
-        <w:t xml:space="preserve">and the</w:t>
+        <w:t xml:space="preserve">,</w:t>
       </w:r>
       <w:r>
         <w:t xml:space="preserve"> </w:t>
@@ -7090,13 +7387,13 @@
         <w:rPr>
           <w:rStyle w:val="VerbatimChar"/>
         </w:rPr>
-        <w:t xml:space="preserve">apb_uart</w:t>
-      </w:r>
-      <w:r>
-        <w:t xml:space="preserve"> </w:t>
-      </w:r>
-      <w:r>
-        <w:t xml:space="preserve">dependencies (</w:t>
+        <w:t xml:space="preserve">obi</w:t>
+      </w:r>
+      <w:r>
+        <w:t xml:space="preserve">,</w:t>
+      </w:r>
+      <w:r>
+        <w:t xml:space="preserve"> </w:t>
       </w:r>
       <w:r>
         <w:rPr>
@@ -7105,7 +7402,10 @@
         <w:t xml:space="preserve">apb</w:t>
       </w:r>
       <w:r>
-        <w:t xml:space="preserve">,</w:t>
+        <w:t xml:space="preserve"> </w:t>
+      </w:r>
+      <w:r>
+        <w:t xml:space="preserve">and</w:t>
       </w:r>
       <w:r>
         <w:t xml:space="preserve"> </w:t>
@@ -7114,10 +7414,40 @@
         <w:rPr>
           <w:rStyle w:val="VerbatimChar"/>
         </w:rPr>
-        <w:t xml:space="preserve">obi</w:t>
-      </w:r>
-      <w:r>
-        <w:t xml:space="preserve">,</w:t>
+        <w:t xml:space="preserve">tech_cells_generic</w:t>
+      </w:r>
+      <w:r>
+        <w:t xml:space="preserve"> </w:t>
+      </w:r>
+      <w:r>
+        <w:t xml:space="preserve">at the commits of</w:t>
+      </w:r>
+      <w:r>
+        <w:t xml:space="preserve"> </w:t>
+      </w:r>
+      <w:r>
+        <w:t xml:space="preserve">section 4, without the DMA-request patch, and add the</w:t>
+      </w:r>
+      <w:r>
+        <w:t xml:space="preserve"> </w:t>
+      </w:r>
+      <w:r>
+        <w:rPr>
+          <w:rStyle w:val="VerbatimChar"/>
+        </w:rPr>
+        <w:t xml:space="preserve">src/deprecated</w:t>
+      </w:r>
+      <w:r>
+        <w:t xml:space="preserve"> </w:t>
+      </w:r>
+      <w:r>
+        <w:t xml:space="preserve">shims to the</w:t>
+      </w:r>
+      <w:r>
+        <w:t xml:space="preserve"> </w:t>
+      </w:r>
+      <w:r>
+        <w:t xml:space="preserve">one</w:t>
       </w:r>
       <w:r>
         <w:t xml:space="preserve"> </w:t>
@@ -7129,7 +7459,86 @@
         <w:t xml:space="preserve">common_cells</w:t>
       </w:r>
       <w:r>
-        <w:t xml:space="preserve">) at the pinned commits, without the DMA-request patch.</w:t>
+        <w:t xml:space="preserve"> </w:t>
+      </w:r>
+      <w:r>
+        <w:t xml:space="preserve">copy.</w:t>
+      </w:r>
+      <w:r>
+        <w:t xml:space="preserve"> </w:t>
+      </w:r>
+      <w:r>
+        <w:rPr>
+          <w:rStyle w:val="VerbatimChar"/>
+        </w:rPr>
+        <w:t xml:space="preserve">obi_peripherals</w:t>
+      </w:r>
+      <w:r>
+        <w:t xml:space="preserve"> </w:t>
+      </w:r>
+      <w:r>
+        <w:t xml:space="preserve">asks for</w:t>
+      </w:r>
+      <w:r>
+        <w:t xml:space="preserve"> </w:t>
+      </w:r>
+      <w:r>
+        <w:rPr>
+          <w:rStyle w:val="VerbatimChar"/>
+        </w:rPr>
+        <w:t xml:space="preserve">common_cells</w:t>
+      </w:r>
+      <w:r>
+        <w:t xml:space="preserve"> </w:t>
+      </w:r>
+      <w:r>
+        <w:t xml:space="preserve">1.37; the shims</w:t>
+      </w:r>
+      <w:r>
+        <w:t xml:space="preserve"> </w:t>
+      </w:r>
+      <w:r>
+        <w:t xml:space="preserve">keep the old ports, and this set was linted together with Verilator 5.</w:t>
+      </w:r>
+    </w:p>
+    <w:p>
+      <w:pPr>
+        <w:pStyle w:val="Compact"/>
+        <w:numPr>
+          <w:ilvl w:val="0"/>
+          <w:numId w:val="1008"/>
+        </w:numPr>
+        <w:jc w:val="left"/>
+      </w:pPr>
+      <w:r>
+        <w:t xml:space="preserve">Lint waiver: Verilator reports a latch on</w:t>
+      </w:r>
+      <w:r>
+        <w:t xml:space="preserve"> </w:t>
+      </w:r>
+      <w:r>
+        <w:rPr>
+          <w:rStyle w:val="VerbatimChar"/>
+        </w:rPr>
+        <w:t xml:space="preserve">character_length</w:t>
+      </w:r>
+      <w:r>
+        <w:t xml:space="preserve"> </w:t>
+      </w:r>
+      <w:r>
+        <w:t xml:space="preserve">(</w:t>
+      </w:r>
+      <w:r>
+        <w:rPr>
+          <w:rStyle w:val="VerbatimChar"/>
+        </w:rPr>
+        <w:t xml:space="preserve">obi_uart_rx.sv</w:t>
+      </w:r>
+      <w:r>
+        <w:t xml:space="preserve"> </w:t>
+      </w:r>
+      <w:r>
+        <w:t xml:space="preserve">line 200). It is a temporary, read only in the branch that assigns it.</w:t>
       </w:r>
     </w:p>
     <w:p>

--- a/doc/specs/docx/QNSC_UART_MAS.docx
+++ b/doc/specs/docx/QNSC_UART_MAS.docx
@@ -15,7 +15,7 @@
         <w:pStyle w:val="Subtitle"/>
       </w:pPr>
       <w:r>
-        <w:t xml:space="preserve">MICRO-ARCHITECTURE SPECIFICATION – V3.0</w:t>
+        <w:t xml:space="preserve">MICRO-ARCHITECTURE SPECIFICATION – V3.1</w:t>
       </w:r>
     </w:p>
     <w:p>
@@ -456,6 +456,134 @@
           </w:p>
         </w:tc>
       </w:tr>
+      <w:tr>
+        <w:tc>
+          <w:tcPr/>
+          <w:p>
+            <w:pPr>
+              <w:pStyle w:val="Compact"/>
+              <w:jc w:val="left"/>
+            </w:pPr>
+            <w:r>
+              <w:t xml:space="preserve">V3.1</w:t>
+            </w:r>
+          </w:p>
+        </w:tc>
+        <w:tc>
+          <w:tcPr/>
+          <w:p>
+            <w:pPr>
+              <w:pStyle w:val="Compact"/>
+              <w:jc w:val="left"/>
+            </w:pPr>
+            <w:r>
+              <w:t xml:space="preserve">2026-09-30</w:t>
+            </w:r>
+          </w:p>
+        </w:tc>
+        <w:tc>
+          <w:tcPr/>
+          <w:p>
+            <w:pPr>
+              <w:pStyle w:val="Compact"/>
+              <w:jc w:val="left"/>
+            </w:pPr>
+            <w:r>
+              <w:t xml:space="preserve">Nghia VT</w:t>
+            </w:r>
+          </w:p>
+        </w:tc>
+        <w:tc>
+          <w:tcPr/>
+          <w:p>
+            <w:pPr>
+              <w:pStyle w:val="Compact"/>
+              <w:jc w:val="left"/>
+            </w:pPr>
+            <w:r>
+              <w:t xml:space="preserve">–</w:t>
+            </w:r>
+          </w:p>
+        </w:tc>
+        <w:tc>
+          <w:tcPr/>
+          <w:p>
+            <w:pPr>
+              <w:pStyle w:val="Compact"/>
+              <w:jc w:val="left"/>
+            </w:pPr>
+            <w:r>
+              <w:t xml:space="preserve">Interrupt source named</w:t>
+            </w:r>
+            <w:r>
+              <w:t xml:space="preserve"> </w:t>
+            </w:r>
+            <w:r>
+              <w:rPr>
+                <w:rStyle w:val="VerbatimChar"/>
+              </w:rPr>
+              <w:t xml:space="preserve">INT</w:t>
+            </w:r>
+            <w:r>
+              <w:t xml:space="preserve">, the port of</w:t>
+            </w:r>
+            <w:r>
+              <w:t xml:space="preserve"> </w:t>
+            </w:r>
+            <w:r>
+              <w:rPr>
+                <w:rStyle w:val="VerbatimChar"/>
+              </w:rPr>
+              <w:t xml:space="preserve">apb_uart</w:t>
+            </w:r>
+            <w:r>
+              <w:t xml:space="preserve"> </w:t>
+            </w:r>
+            <w:r>
+              <w:t xml:space="preserve">the wrapper instantiates, as the contract and</w:t>
+            </w:r>
+            <w:r>
+              <w:t xml:space="preserve"> </w:t>
+            </w:r>
+            <w:r>
+              <w:rPr>
+                <w:rStyle w:val="VerbatimChar"/>
+              </w:rPr>
+              <w:t xml:space="preserve">INTMAP</w:t>
+            </w:r>
+            <w:r>
+              <w:t xml:space="preserve"> </w:t>
+            </w:r>
+            <w:r>
+              <w:t xml:space="preserve">name it;</w:t>
+            </w:r>
+            <w:r>
+              <w:t xml:space="preserve"> </w:t>
+            </w:r>
+            <w:r>
+              <w:rPr>
+                <w:rStyle w:val="VerbatimChar"/>
+              </w:rPr>
+              <w:t xml:space="preserve">irq_o</w:t>
+            </w:r>
+            <w:r>
+              <w:t xml:space="preserve"> </w:t>
+            </w:r>
+            <w:r>
+              <w:t xml:space="preserve">is its source inside</w:t>
+            </w:r>
+            <w:r>
+              <w:t xml:space="preserve"> </w:t>
+            </w:r>
+            <w:r>
+              <w:rPr>
+                <w:rStyle w:val="VerbatimChar"/>
+              </w:rPr>
+              <w:t xml:space="preserve">obi_uart</w:t>
+            </w:r>
+          </w:p>
+        </w:tc>
+      </w:tr>
     </w:tbl>
     <w:bookmarkEnd w:id="26"/>
     <w:bookmarkStart w:id="27" w:name="overview"/>
@@ -2696,6 +2824,15 @@
         <w:rPr>
           <w:rStyle w:val="VerbatimChar"/>
         </w:rPr>
+        <w:t xml:space="preserve">obi_uart</w:t>
+      </w:r>
+      <w:r>
+        <w:t xml:space="preserve"> </w:t>
+      </w:r>
+      <w:r>
+        <w:rPr>
+          <w:rStyle w:val="VerbatimChar"/>
+        </w:rPr>
         <w:t xml:space="preserve">irq_o</w:t>
       </w:r>
       <w:r>
@@ -2711,7 +2848,34 @@
         <w:t xml:space="preserve">obi_uart_interrupts.sv</w:t>
       </w:r>
       <w:r>
-        <w:t xml:space="preserve">).</w:t>
+        <w:t xml:space="preserve">);</w:t>
+      </w:r>
+      <w:r>
+        <w:t xml:space="preserve"> </w:t>
+      </w:r>
+      <w:r>
+        <w:rPr>
+          <w:rStyle w:val="VerbatimChar"/>
+        </w:rPr>
+        <w:t xml:space="preserve">apb_uart</w:t>
+      </w:r>
+      <w:r>
+        <w:t xml:space="preserve"> </w:t>
+      </w:r>
+      <w:r>
+        <w:t xml:space="preserve">brings it out as its port</w:t>
+      </w:r>
+      <w:r>
+        <w:t xml:space="preserve"> </w:t>
+      </w:r>
+      <w:r>
+        <w:rPr>
+          <w:rStyle w:val="VerbatimChar"/>
+        </w:rPr>
+        <w:t xml:space="preserve">INT</w:t>
+      </w:r>
+      <w:r>
+        <w:t xml:space="preserve">.</w:t>
       </w:r>
     </w:p>
     <w:p>
@@ -3358,10 +3522,40 @@
               <w:rPr>
                 <w:rStyle w:val="VerbatimChar"/>
               </w:rPr>
+              <w:t xml:space="preserve">apb_uart</w:t>
+            </w:r>
+            <w:r>
+              <w:t xml:space="preserve"> </w:t>
+            </w:r>
+            <w:r>
+              <w:rPr>
+                <w:rStyle w:val="VerbatimChar"/>
+              </w:rPr>
+              <w:t xml:space="preserve">INT</w:t>
+            </w:r>
+            <w:r>
+              <w:t xml:space="preserve"> </w:t>
+            </w:r>
+            <w:r>
+              <w:t xml:space="preserve">(</w:t>
+            </w:r>
+            <w:r>
+              <w:rPr>
+                <w:rStyle w:val="VerbatimChar"/>
+              </w:rPr>
+              <w:t xml:space="preserve">obi_uart</w:t>
+            </w:r>
+            <w:r>
+              <w:t xml:space="preserve"> </w:t>
+            </w:r>
+            <w:r>
+              <w:rPr>
+                <w:rStyle w:val="VerbatimChar"/>
+              </w:rPr>
               <w:t xml:space="preserve">irq_o</w:t>
             </w:r>
             <w:r>
-              <w:t xml:space="preserve">, level – 7.4. To</w:t>
+              <w:t xml:space="preserve">), level – 7.4. To</w:t>
             </w:r>
             <w:r>
               <w:t xml:space="preserve"> </w:t>
@@ -8861,7 +9055,7 @@
       <w:rPr>
         <w:szCs w:val="26"/>
       </w:rPr>
-      <w:t>V3.0</w:t>
+      <w:t>V3.1</w:t>
     </w:r>
     <w:r>
       <w:rPr>

--- a/doc/specs/docx/QNSC_UART_MAS.docx
+++ b/doc/specs/docx/QNSC_UART_MAS.docx
@@ -15,7 +15,7 @@
         <w:pStyle w:val="Subtitle"/>
       </w:pPr>
       <w:r>
-        <w:t xml:space="preserve">MICRO-ARCHITECTURE SPECIFICATION – V3.0</w:t>
+        <w:t xml:space="preserve">MICRO-ARCHITECTURE SPECIFICATION – V3.1</w:t>
       </w:r>
     </w:p>
     <w:p>
@@ -456,6 +456,92 @@
           </w:p>
         </w:tc>
       </w:tr>
+      <w:tr>
+        <w:tc>
+          <w:tcPr/>
+          <w:p>
+            <w:pPr>
+              <w:pStyle w:val="Compact"/>
+              <w:jc w:val="left"/>
+            </w:pPr>
+            <w:r>
+              <w:t xml:space="preserve">V3.1</w:t>
+            </w:r>
+          </w:p>
+        </w:tc>
+        <w:tc>
+          <w:tcPr/>
+          <w:p>
+            <w:pPr>
+              <w:pStyle w:val="Compact"/>
+              <w:jc w:val="left"/>
+            </w:pPr>
+            <w:r>
+              <w:t xml:space="preserve">2026-10-15</w:t>
+            </w:r>
+          </w:p>
+        </w:tc>
+        <w:tc>
+          <w:tcPr/>
+          <w:p>
+            <w:pPr>
+              <w:pStyle w:val="Compact"/>
+              <w:jc w:val="left"/>
+            </w:pPr>
+            <w:r>
+              <w:t xml:space="preserve">Nghia VT (lead), for Ong Bao Vinh</w:t>
+            </w:r>
+          </w:p>
+        </w:tc>
+        <w:tc>
+          <w:tcPr/>
+          <w:p>
+            <w:pPr>
+              <w:pStyle w:val="Compact"/>
+              <w:jc w:val="left"/>
+            </w:pPr>
+            <w:r>
+              <w:t xml:space="preserve">–</w:t>
+            </w:r>
+          </w:p>
+        </w:tc>
+        <w:tc>
+          <w:tcPr/>
+          <w:p>
+            <w:pPr>
+              <w:pStyle w:val="Compact"/>
+              <w:jc w:val="left"/>
+            </w:pPr>
+            <w:r>
+              <w:rPr>
+                <w:rStyle w:val="VerbatimChar"/>
+              </w:rPr>
+              <w:t xml:space="preserve">i_bus_apb_paddr</w:t>
+            </w:r>
+            <w:r>
+              <w:t xml:space="preserve"> </w:t>
+            </w:r>
+            <w:r>
+              <w:t xml:space="preserve">is 14 bits, was 12: the contract</w:t>
+            </w:r>
+            <w:r>
+              <w:t xml:space="preserve"> </w:t>
+            </w:r>
+            <w:r>
+              <w:rPr>
+                <w:rStyle w:val="VerbatimChar"/>
+              </w:rPr>
+              <w:t xml:space="preserve">meta.apb_paddr_width</w:t>
+            </w:r>
+            <w:r>
+              <w:t xml:space="preserve"> </w:t>
+            </w:r>
+            <w:r>
+              <w:t xml:space="preserve">changed in #77 because the windows are 16 KiB. No change in behaviour</w:t>
+            </w:r>
+          </w:p>
+        </w:tc>
+      </w:tr>
     </w:tbl>
     <w:bookmarkEnd w:id="26"/>
     <w:bookmarkStart w:id="27" w:name="overview"/>
@@ -3083,7 +3169,7 @@
               <w:jc w:val="right"/>
             </w:pPr>
             <w:r>
-              <w:t xml:space="preserve">12</w:t>
+              <w:t xml:space="preserve">14</w:t>
             </w:r>
           </w:p>
         </w:tc>
@@ -8861,7 +8947,7 @@
       <w:rPr>
         <w:szCs w:val="26"/>
       </w:rPr>
-      <w:t>V3.0</w:t>
+      <w:t>V3.1</w:t>
     </w:r>
     <w:r>
       <w:rPr>
